--- a/Report/Ban_dac_ta.docx
+++ b/Report/Ban_dac_ta.docx
@@ -109,23 +109,7 @@
                 <w:sz w:val="28"/>
                 <w:szCs w:val="28"/>
               </w:rPr>
-              <w:t xml:space="preserve">Chân GPIO trên </w:t>
-            </w:r>
-            <w:r>
-              <w:rPr>
-                <w:rFonts w:cs="Times New Roman"/>
-                <w:sz w:val="28"/>
-                <w:szCs w:val="28"/>
-              </w:rPr>
-              <w:t>S</w:t>
-            </w:r>
-            <w:r>
-              <w:rPr>
-                <w:rFonts w:cs="Times New Roman"/>
-                <w:sz w:val="28"/>
-                <w:szCs w:val="28"/>
-              </w:rPr>
-              <w:t>TM32F103</w:t>
+              <w:t>Chân GPIO trên STM32F103</w:t>
             </w:r>
           </w:p>
         </w:tc>
@@ -201,15 +185,7 @@
                 <w:sz w:val="28"/>
                 <w:szCs w:val="28"/>
               </w:rPr>
-              <w:t>Cảm biến HC-SR04</w:t>
-            </w:r>
-            <w:r>
-              <w:rPr>
-                <w:rFonts w:cs="Times New Roman"/>
-                <w:sz w:val="28"/>
-                <w:szCs w:val="28"/>
-              </w:rPr>
-              <w:t xml:space="preserve"> (trái)</w:t>
+              <w:t>Cảm biến HC-SR04 (trái)</w:t>
             </w:r>
           </w:p>
         </w:tc>
@@ -597,7 +573,31 @@
                 <w:sz w:val="28"/>
                 <w:szCs w:val="28"/>
               </w:rPr>
-              <w:t>PA4 đến PA7</w:t>
+              <w:t>PA</w:t>
+            </w:r>
+            <w:r>
+              <w:rPr>
+                <w:rFonts w:cs="Times New Roman"/>
+                <w:sz w:val="28"/>
+                <w:szCs w:val="28"/>
+              </w:rPr>
+              <w:t>9</w:t>
+            </w:r>
+            <w:r>
+              <w:rPr>
+                <w:rFonts w:cs="Times New Roman"/>
+                <w:sz w:val="28"/>
+                <w:szCs w:val="28"/>
+              </w:rPr>
+              <w:t xml:space="preserve"> đến PA</w:t>
+            </w:r>
+            <w:r>
+              <w:rPr>
+                <w:rFonts w:cs="Times New Roman"/>
+                <w:sz w:val="28"/>
+                <w:szCs w:val="28"/>
+              </w:rPr>
+              <w:t>12</w:t>
             </w:r>
           </w:p>
         </w:tc>
@@ -1161,31 +1161,7 @@
                 <w:sz w:val="28"/>
                 <w:szCs w:val="28"/>
               </w:rPr>
-              <w:t xml:space="preserve">Cảm biến HC-SR04 </w:t>
-            </w:r>
-            <w:r>
-              <w:rPr>
-                <w:rFonts w:cs="Times New Roman"/>
-                <w:sz w:val="28"/>
-                <w:szCs w:val="28"/>
-              </w:rPr>
-              <w:t>(</w:t>
-            </w:r>
-            <w:r>
-              <w:rPr>
-                <w:rFonts w:cs="Times New Roman"/>
-                <w:sz w:val="28"/>
-                <w:szCs w:val="28"/>
-              </w:rPr>
-              <w:t>phải</w:t>
-            </w:r>
-            <w:r>
-              <w:rPr>
-                <w:rFonts w:cs="Times New Roman"/>
-                <w:sz w:val="28"/>
-                <w:szCs w:val="28"/>
-              </w:rPr>
-              <w:t>)</w:t>
+              <w:t>Cảm biến HC-SR04 (phải)</w:t>
             </w:r>
           </w:p>
         </w:tc>
@@ -1432,6 +1408,7 @@
       </w:pPr>
       <w:r>
         <w:rPr>
+          <w:noProof/>
           <w:sz w:val="28"/>
           <w:szCs w:val="24"/>
         </w:rPr>
@@ -1572,7 +1549,21 @@
           <w:sz w:val="28"/>
           <w:szCs w:val="24"/>
         </w:rPr>
-        <w:t>Khối hiển thị: Kết quả khoảng cách được hiển thị trên module LED 7 đoạn TM1637 theo đơn vị centimet. Đồng thời, hệ thống sử dụng LED bar 5 mức để biểu diễn mức độ gần của vật cản. Khi vật cản càng tiến gần, mức hiển thị trên LED bar càng tăng, giúp người sử dụng dễ dàng nhận biết khoảng cách mà không cần quan sát trực tiếp giá trị số.</w:t>
+        <w:t xml:space="preserve">Khối hiển thị: Kết quả khoảng cách được hiển thị trên module LED 7 đoạn </w:t>
+      </w:r>
+      <w:r>
+        <w:rPr>
+          <w:sz w:val="28"/>
+          <w:szCs w:val="24"/>
+        </w:rPr>
+        <w:t xml:space="preserve">4 số </w:t>
+      </w:r>
+      <w:r>
+        <w:rPr>
+          <w:sz w:val="28"/>
+          <w:szCs w:val="24"/>
+        </w:rPr>
+        <w:t>theo đơn vị centimet. Đồng thời, hệ thống sử dụng LED bar 5 mức để biểu diễn mức độ gần của vật cản. Khi vật cản càng tiến gần, mức hiển thị trên LED bar càng tăng, giúp người sử dụng dễ dàng nhận biết khoảng cách mà không cần quan sát trực tiếp giá trị số.</w:t>
       </w:r>
     </w:p>
     <w:p>
@@ -1592,21 +1583,7 @@
           <w:sz w:val="28"/>
           <w:szCs w:val="24"/>
         </w:rPr>
-        <w:t xml:space="preserve">Khối cảnh báo: Buzzer được sử dụng để cảnh báo người sử dụng khi phát hiện vật cản. Tần số hoặc chu kỳ phát âm được điều chỉnh theo khoảng cách, trong đó khoảng cách càng nhỏ thì tín hiệu cảnh báo càng nhanh. Hệ thống tích hợp nút </w:t>
-      </w:r>
-      <w:r>
-        <w:rPr>
-          <w:sz w:val="28"/>
-          <w:szCs w:val="24"/>
-        </w:rPr>
-        <w:t>nhấn</w:t>
-      </w:r>
-      <w:r>
-        <w:rPr>
-          <w:sz w:val="28"/>
-          <w:szCs w:val="24"/>
-        </w:rPr>
-        <w:t xml:space="preserve"> cho phép người sử dụng bật hoặc tắt tín hiệu âm thanh khi cần thiết.</w:t>
+        <w:t>Khối cảnh báo: Buzzer được sử dụng để cảnh báo người sử dụng khi phát hiện vật cản. Tần số hoặc chu kỳ phát âm được điều chỉnh theo khoảng cách, trong đó khoảng cách càng nhỏ thì tín hiệu cảnh báo càng nhanh. Hệ thống tích hợp nút nhấn cho phép người sử dụng bật hoặc tắt tín hiệu âm thanh khi cần thiết.</w:t>
       </w:r>
     </w:p>
     <w:p>
@@ -1653,16 +1630,7 @@
           <w:sz w:val="28"/>
           <w:szCs w:val="24"/>
         </w:rPr>
-        <w:t xml:space="preserve">3. </w:t>
-      </w:r>
-      <w:r>
-        <w:rPr>
-          <w:b/>
-          <w:bCs/>
-          <w:sz w:val="28"/>
-          <w:szCs w:val="24"/>
-        </w:rPr>
-        <w:t>API các module</w:t>
+        <w:t>3. API các module</w:t>
       </w:r>
     </w:p>
     <w:tbl>
@@ -1706,13 +1674,7 @@
               <w:rPr>
                 <w:rFonts w:cs="Times New Roman"/>
               </w:rPr>
-              <w:t>File</w:t>
-            </w:r>
-            <w:r>
-              <w:rPr>
-                <w:rFonts w:cs="Times New Roman"/>
-              </w:rPr>
-              <w:t xml:space="preserve"> (.h)</w:t>
+              <w:t>File (.h)</w:t>
             </w:r>
           </w:p>
         </w:tc>
@@ -1820,7 +1782,13 @@
               <w:rPr>
                 <w:rFonts w:cs="Times New Roman"/>
               </w:rPr>
-              <w:t>distance_selector</w:t>
+              <w:t>distance_</w:t>
+            </w:r>
+            <w:r>
+              <w:rPr>
+                <w:rFonts w:cs="Times New Roman"/>
+              </w:rPr>
+              <w:t>filter</w:t>
             </w:r>
           </w:p>
         </w:tc>
@@ -2008,13 +1976,7 @@
           </w:tcPr>
           <w:p>
             <w:r>
-              <w:t xml:space="preserve">Điều khiển buzzer, </w:t>
-            </w:r>
-            <w:r>
-              <w:t>nút nhấn</w:t>
-            </w:r>
-            <w:r>
-              <w:t xml:space="preserve"> và gửi trạng thái</w:t>
+              <w:t>Điều khiển buzzer, nút nhấn và gửi trạng thái</w:t>
             </w:r>
           </w:p>
         </w:tc>
@@ -2816,6 +2778,7 @@
   <w:style w:type="character" w:default="1" w:styleId="DefaultParagraphFont">
     <w:name w:val="Default Paragraph Font"/>
     <w:uiPriority w:val="1"/>
+    <w:semiHidden/>
     <w:unhideWhenUsed/>
   </w:style>
   <w:style w:type="table" w:default="1" w:styleId="TableNormal">
